--- a/원고/1부/러시아어_컨설턴트_2아크.docx
+++ b/원고/1부/러시아어_컨설턴트_2아크.docx
@@ -1508,6 +1508,20 @@
     <w:p>
       <w:r>
         <w:rPr>
+          <w:b/>
+        </w:rPr>
+        <w:t>Кирилл:</w:t>
+      </w:r>
+      <w:r>
+        <w:rPr>
+          <w:b w:val="0"/>
+        </w:rPr>
+        <w:t xml:space="preserve"> (Мягко) Не место красит человека, а человек место. Этот магазин держится не на вывеске, а на вас, Елена Викторовна.</w:t>
+      </w:r>
+    </w:p>
+    <w:p>
+      <w:r>
+        <w:rPr>
           <w:b w:val="0"/>
         </w:rPr>
       </w:r>
@@ -1799,6 +1813,34 @@
           <w:b w:val="0"/>
         </w:rPr>
         <w:t xml:space="preserve"> Базовые, да, но рынок меняется быстрее, чем большинство успевает адаптироваться.</w:t>
+      </w:r>
+    </w:p>
+    <w:p>
+      <w:r>
+        <w:rPr>
+          <w:b/>
+        </w:rPr>
+        <w:t>Управляющий 1:</w:t>
+      </w:r>
+      <w:r>
+        <w:rPr>
+          <w:b w:val="0"/>
+        </w:rPr>
+        <w:t xml:space="preserve"> (Усмехаясь) То есть всё, чему мы учились раньше, уже не годится?</w:t>
+      </w:r>
+    </w:p>
+    <w:p>
+      <w:r>
+        <w:rPr>
+          <w:b/>
+        </w:rPr>
+        <w:t>Кирилл:</w:t>
+      </w:r>
+      <w:r>
+        <w:rPr>
+          <w:b w:val="0"/>
+        </w:rPr>
+        <w:t xml:space="preserve"> (Улыбаясь) Годится, но не всё. Как у Пушкина: «Мы все учились понемногу / Чему-нибудь и как-нибудь…» — я, кстати, тоже. Так что сегодня давайте поучимся как следует.</w:t>
       </w:r>
     </w:p>
     <w:p>

--- a/원고/1부/러시아어_컨설턴트_2아크.docx
+++ b/원고/1부/러시아어_컨설턴트_2아크.docx
@@ -4350,6 +4350,194 @@
           <w:b w:val="0"/>
         </w:rPr>
         <w:t xml:space="preserve"> Ты права, как всегда. За новые вызовы, тогда.</w:t>
+      </w:r>
+    </w:p>
+    <w:p>
+      <w:r>
+        <w:br w:type="page"/>
+      </w:r>
+    </w:p>
+    <w:p>
+      <w:pPr/>
+      <w:r>
+        <w:rPr>
+          <w:b/>
+          <w:bCs/>
+          <w:sz w:val="32"/>
+          <w:szCs w:val="32"/>
+        </w:rPr>
+        <w:t xml:space="preserve">📚 인용 해설 노트 — 2아크</w:t>
+      </w:r>
+    </w:p>
+    <w:p>
+      <w:pPr/>
+      <w:r>
+        <w:rPr/>
+        <w:t xml:space="preserve">이 화에 나온 러시아 고전 인용과 속담의 뜻, 원작 맥락, 쓰인 장면, 실제 대화에서 쓰는 요령을 정리했습니다.</w:t>
+      </w:r>
+    </w:p>
+    <w:p>
+      <w:pPr/>
+      <w:r>
+        <w:rPr>
+          <w:b/>
+          <w:bCs/>
+          <w:sz w:val="24"/>
+          <w:szCs w:val="24"/>
+        </w:rPr>
+        <w:t xml:space="preserve">인용 1 · «Не место красит человека, а человек место»</w:t>
+      </w:r>
+    </w:p>
+    <w:p>
+      <w:pPr/>
+      <w:r>
+        <w:rPr>
+          <w:b/>
+          <w:bCs/>
+        </w:rPr>
+        <w:t xml:space="preserve">출전: </w:t>
+      </w:r>
+      <w:r>
+        <w:rPr/>
+        <w:t xml:space="preserve">러시아 속담</w:t>
+      </w:r>
+    </w:p>
+    <w:p>
+      <w:pPr/>
+      <w:r>
+        <w:rPr>
+          <w:b/>
+          <w:bCs/>
+        </w:rPr>
+        <w:t xml:space="preserve">뜻: </w:t>
+      </w:r>
+      <w:r>
+        <w:rPr/>
+        <w:t xml:space="preserve">자리가 사람을 빛내는 것이 아니라 사람이 자리를 빛낸다.</w:t>
+      </w:r>
+    </w:p>
+    <w:p>
+      <w:pPr/>
+      <w:r>
+        <w:rPr>
+          <w:b/>
+          <w:bCs/>
+        </w:rPr>
+        <w:t xml:space="preserve">원작·유래: </w:t>
+      </w:r>
+      <w:r>
+        <w:rPr/>
+        <w:t xml:space="preserve">직위나 장소보다 그 자리를 맡은 사람의 태도와 능력이 중요하다는 뜻입니다. 낮은 자리를 맡게 된 사람을 격려할 때 자주 씁니다.</w:t>
+      </w:r>
+    </w:p>
+    <w:p>
+      <w:pPr/>
+      <w:r>
+        <w:rPr>
+          <w:b/>
+          <w:bCs/>
+        </w:rPr>
+        <w:t xml:space="preserve">이 화에서: </w:t>
+      </w:r>
+      <w:r>
+        <w:rPr/>
+        <w:t xml:space="preserve">키릴이 18년차 매장 매니저 옐레나에게 매장이 살아남고 픽업 포인트라는 새 역할을 맡게 됐다고 알리며 격려하는 장면입니다.</w:t>
+      </w:r>
+    </w:p>
+    <w:p>
+      <w:pPr/>
+      <w:r>
+        <w:rPr>
+          <w:b/>
+          <w:bCs/>
+        </w:rPr>
+        <w:t xml:space="preserve">대화 활용 팁: </w:t>
+      </w:r>
+      <w:r>
+        <w:rPr/>
+        <w:t xml:space="preserve">인사이동, 축소된 역할, 지방 발령 등으로 상대가 위축됐을 때 격려하는 말로 좋습니다. 윗사람이 아랫사람에게 쓰면 따뜻하게 들립니다.</w:t>
+      </w:r>
+    </w:p>
+    <w:p>
+      <w:pPr/>
+      <w:r>
+        <w:rPr>
+          <w:b/>
+          <w:bCs/>
+          <w:sz w:val="24"/>
+          <w:szCs w:val="24"/>
+        </w:rPr>
+        <w:t xml:space="preserve">인용 2 · «Мы все учились понемногу / Чему-нибудь и как-нибудь…»</w:t>
+      </w:r>
+    </w:p>
+    <w:p>
+      <w:pPr/>
+      <w:r>
+        <w:rPr>
+          <w:b/>
+          <w:bCs/>
+        </w:rPr>
+        <w:t xml:space="preserve">출전: </w:t>
+      </w:r>
+      <w:r>
+        <w:rPr/>
+        <w:t xml:space="preserve">알렉산드르 푸시킨(А. С. Пушкин), 『예브게니 오네긴』 1장 5연</w:t>
+      </w:r>
+    </w:p>
+    <w:p>
+      <w:pPr/>
+      <w:r>
+        <w:rPr>
+          <w:b/>
+          <w:bCs/>
+        </w:rPr>
+        <w:t xml:space="preserve">뜻: </w:t>
+      </w:r>
+      <w:r>
+        <w:rPr/>
+        <w:t xml:space="preserve">우리 모두 조금씩, 이것저것, 대충대충 배웠지.</w:t>
+      </w:r>
+    </w:p>
+    <w:p>
+      <w:pPr/>
+      <w:r>
+        <w:rPr>
+          <w:b/>
+          <w:bCs/>
+        </w:rPr>
+        <w:t xml:space="preserve">원작·유래: </w:t>
+      </w:r>
+      <w:r>
+        <w:rPr/>
+        <w:t xml:space="preserve">귀족 청년들의 피상적인 교육을 비꼬는 구절입니다. 이어서 «Так воспитаньем, слава богу, / У нас немудрено блеснуть»(그러니 다행히도 우리 사이에선 교양으로 빛나기가 어렵지 않다)라고 풍자합니다.</w:t>
+      </w:r>
+    </w:p>
+    <w:p>
+      <w:pPr/>
+      <w:r>
+        <w:rPr>
+          <w:b/>
+          <w:bCs/>
+        </w:rPr>
+        <w:t xml:space="preserve">이 화에서: </w:t>
+      </w:r>
+      <w:r>
+        <w:rPr/>
+        <w:t xml:space="preserve">재교육 워크숍에서 매니저가 '예전에 배운 건 다 쓸모없냐'고 비꼬자, 키릴이 자신도 포함해 웃으며 인용합니다.</w:t>
+      </w:r>
+    </w:p>
+    <w:p>
+      <w:pPr/>
+      <w:r>
+        <w:rPr>
+          <w:b/>
+          <w:bCs/>
+        </w:rPr>
+        <w:t xml:space="preserve">대화 활용 팁: </w:t>
+      </w:r>
+      <w:r>
+        <w:rPr/>
+        <w:t xml:space="preserve">자기 비하 섞인 농담으로 긴장을 풀 때 좋습니다. 교육, 연수, 신기술 도입 자리에서 '나도 마찬가지'라는 뉘앙스로 쓰세요. 상대만 겨냥하면 무시로 들릴 수 있습니다.</w:t>
       </w:r>
     </w:p>
     <w:sectPr>
